--- a/Lab3/Protokoll.docx
+++ b/Lab3/Protokoll.docx
@@ -4,15 +4,15 @@
   <w:body>
     <w:p>
       <w:r>
-        <w:t xml:space="preserve">Nach </w:t>
-      </w:r>
-      <w:proofErr w:type="spellStart"/>
-      <w:r>
-        <w:t>erhalt</w:t>
-      </w:r>
-      <w:proofErr w:type="spellEnd"/>
-      <w:r>
-        <w:t xml:space="preserve"> des Materiales musste das </w:t>
+        <w:t xml:space="preserve">Nach erhalt </w:t>
+      </w:r>
+      <w:proofErr w:type="gramStart"/>
+      <w:r>
+        <w:t>des Materiales</w:t>
+      </w:r>
+      <w:proofErr w:type="gramEnd"/>
+      <w:r>
+        <w:t xml:space="preserve"> musste das </w:t>
       </w:r>
       <w:r>
         <w:t>Amperemeter</w:t>
@@ -51,13 +51,8 @@
       <w:r>
         <w:t xml:space="preserve">gerechte </w:t>
       </w:r>
-      <w:proofErr w:type="spellStart"/>
-      <w:r>
-        <w:t>line</w:t>
-      </w:r>
-      <w:proofErr w:type="spellEnd"/>
-      <w:r>
-        <w:t xml:space="preserve"> eingestellt werden + Anpassung der </w:t>
+      <w:r>
+        <w:t xml:space="preserve">line eingestellt werden + Anpassung der </w:t>
       </w:r>
       <w:r>
         <w:t>Achsen</w:t>
@@ -72,29 +67,8 @@
           <w:tab w:val="right" w:pos="9072"/>
         </w:tabs>
       </w:pPr>
-      <w:proofErr w:type="spellStart"/>
-      <w:r>
-        <w:t>Ploifitausnehmen</w:t>
-      </w:r>
-      <w:proofErr w:type="spellEnd"/>
-      <w:r>
-        <w:t xml:space="preserve">, </w:t>
-      </w:r>
-      <w:proofErr w:type="spellStart"/>
-      <w:r>
-        <w:t>steigung</w:t>
-      </w:r>
-      <w:proofErr w:type="spellEnd"/>
-      <w:r>
-        <w:t xml:space="preserve"> </w:t>
-      </w:r>
-      <w:proofErr w:type="spellStart"/>
-      <w:r>
-        <w:t>üner</w:t>
-      </w:r>
-      <w:proofErr w:type="spellEnd"/>
-      <w:r>
-        <w:t xml:space="preserve"> Messwerte berechnen, siehe unten.</w:t>
+      <w:r>
+        <w:t>Ploifitausnehmen, steigung üner Messwerte berechnen, siehe unten.</w:t>
       </w:r>
     </w:p>
     <w:p/>
@@ -109,15 +83,7 @@
     <w:p/>
     <w:p>
       <w:r>
-        <w:t xml:space="preserve">Dabei wurde ein </w:t>
-      </w:r>
-      <w:proofErr w:type="spellStart"/>
-      <w:r>
-        <w:t>Steigungdreieck</w:t>
-      </w:r>
-      <w:proofErr w:type="spellEnd"/>
-      <w:r>
-        <w:t xml:space="preserve"> gebildet</w:t>
+        <w:t>Dabei wurde ein Steigungdreieck gebildet</w:t>
       </w:r>
     </w:p>
     <w:p>
@@ -210,13 +176,7 @@
           <w:rPr>
             <w:rFonts w:ascii="Cambria Math" w:hAnsi="Cambria Math"/>
           </w:rPr>
-          <m:t>=-</m:t>
-        </m:r>
-        <m:r>
-          <w:rPr>
-            <w:rFonts w:ascii="Cambria Math" w:hAnsi="Cambria Math"/>
-          </w:rPr>
-          <m:t>0.4=α</m:t>
+          <m:t>=-0.4=α</m:t>
         </m:r>
       </m:oMath>
     </w:p>
@@ -230,7 +190,21 @@
         <w:rPr>
           <w:rFonts w:eastAsiaTheme="minorEastAsia"/>
         </w:rPr>
-        <w:t xml:space="preserve">Dabei muss folgendes Umgestellt werden </w:t>
+        <w:t xml:space="preserve">Dabei muss folgendes </w:t>
+      </w:r>
+      <w:proofErr w:type="gramStart"/>
+      <w:r>
+        <w:rPr>
+          <w:rFonts w:eastAsiaTheme="minorEastAsia"/>
+        </w:rPr>
+        <w:t>Umgestellt</w:t>
+      </w:r>
+      <w:proofErr w:type="gramEnd"/>
+      <w:r>
+        <w:rPr>
+          <w:rFonts w:eastAsiaTheme="minorEastAsia"/>
+        </w:rPr>
+        <w:t xml:space="preserve"> werden </w:t>
       </w:r>
     </w:p>
     <w:p>
@@ -309,13 +283,7 @@
             <w:rPr>
               <w:rFonts w:ascii="Cambria Math" w:eastAsiaTheme="minorEastAsia" w:hAnsi="Cambria Math"/>
             </w:rPr>
-            <m:t>=</m:t>
-          </m:r>
-          <m:r>
-            <w:rPr>
-              <w:rFonts w:ascii="Cambria Math" w:eastAsiaTheme="minorEastAsia" w:hAnsi="Cambria Math"/>
-            </w:rPr>
-            <m:t>-2,5</m:t>
+            <m:t>=-2,5</m:t>
           </m:r>
         </m:oMath>
       </m:oMathPara>
@@ -372,13 +340,7 @@
           <w:rPr>
             <w:rFonts w:ascii="Cambria Math" w:eastAsiaTheme="minorEastAsia" w:hAnsi="Cambria Math"/>
           </w:rPr>
-          <m:t>F</m:t>
-        </m:r>
-        <m:r>
-          <w:rPr>
-            <w:rFonts w:ascii="Cambria Math" w:eastAsiaTheme="minorEastAsia" w:hAnsi="Cambria Math"/>
-          </w:rPr>
-          <m:t>=m⋅</m:t>
+          <m:t>F=m⋅</m:t>
         </m:r>
         <m:sSub>
           <m:sSubPr>
@@ -423,14 +385,28 @@
         <w:rPr>
           <w:rFonts w:eastAsiaTheme="minorEastAsia"/>
         </w:rPr>
-        <w:t xml:space="preserve"> werden um weiter</w:t>
-      </w:r>
-      <w:r>
-        <w:rPr>
-          <w:rFonts w:eastAsiaTheme="minorEastAsia"/>
-        </w:rPr>
         <w:t xml:space="preserve"> </w:t>
       </w:r>
+      <w:proofErr w:type="gramStart"/>
+      <w:r>
+        <w:rPr>
+          <w:rFonts w:eastAsiaTheme="minorEastAsia"/>
+        </w:rPr>
+        <w:t>werden</w:t>
+      </w:r>
+      <w:proofErr w:type="gramEnd"/>
+      <w:r>
+        <w:rPr>
+          <w:rFonts w:eastAsiaTheme="minorEastAsia"/>
+        </w:rPr>
+        <w:t xml:space="preserve"> um weiter</w:t>
+      </w:r>
+      <w:r>
+        <w:rPr>
+          <w:rFonts w:eastAsiaTheme="minorEastAsia"/>
+        </w:rPr>
+        <w:t xml:space="preserve"> </w:t>
+      </w:r>
       <w:r>
         <w:rPr>
           <w:rFonts w:eastAsiaTheme="minorEastAsia"/>
@@ -454,21 +430,7 @@
         <w:rPr>
           <w:rFonts w:eastAsiaTheme="minorEastAsia"/>
         </w:rPr>
-        <w:t xml:space="preserve">Die </w:t>
-      </w:r>
-      <w:proofErr w:type="spellStart"/>
-      <w:r>
-        <w:rPr>
-          <w:rFonts w:eastAsiaTheme="minorEastAsia"/>
-        </w:rPr>
-        <w:t>einzustellene</w:t>
-      </w:r>
-      <w:proofErr w:type="spellEnd"/>
-      <w:r>
-        <w:rPr>
-          <w:rFonts w:eastAsiaTheme="minorEastAsia"/>
-        </w:rPr>
-        <w:t xml:space="preserve"> Spannung kann berechnet werden </w:t>
+        <w:t xml:space="preserve">Die einzustellene Spannung kann berechnet werden </w:t>
       </w:r>
       <m:oMath>
         <m:r>
@@ -484,7 +446,13 @@
           <w:rPr>
             <w:rFonts w:ascii="Cambria Math" w:eastAsiaTheme="minorEastAsia" w:hAnsi="Cambria Math"/>
           </w:rPr>
-          <m:t>F=m⋅</m:t>
+          <m:t>U</m:t>
+        </m:r>
+        <m:r>
+          <w:rPr>
+            <w:rFonts w:ascii="Cambria Math" w:eastAsiaTheme="minorEastAsia" w:hAnsi="Cambria Math"/>
+          </w:rPr>
+          <m:t>=m⋅</m:t>
         </m:r>
         <m:f>
           <m:fPr>
@@ -608,54 +576,68 @@
         <w:rPr>
           <w:rFonts w:eastAsiaTheme="minorEastAsia"/>
         </w:rPr>
-        <w:t xml:space="preserve">, das noch eine Normierung notwendig ist, dafür muss die Schaltung mit nur Trägersignal beschalten werden. </w:t>
-      </w:r>
-    </w:p>
-    <w:p>
-      <w:pPr>
-        <w:rPr>
-          <w:rFonts w:eastAsiaTheme="minorEastAsia"/>
-        </w:rPr>
-      </w:pPr>
-      <w:r>
-        <w:rPr>
-          <w:rFonts w:eastAsiaTheme="minorEastAsia"/>
-        </w:rPr>
-        <w:t xml:space="preserve">Es kam ein wert von 1,13 für den </w:t>
-      </w:r>
-      <w:proofErr w:type="spellStart"/>
-      <w:r>
-        <w:rPr>
-          <w:rFonts w:eastAsiaTheme="minorEastAsia"/>
-        </w:rPr>
-        <w:t>Unmodelierten</w:t>
-      </w:r>
-      <w:proofErr w:type="spellEnd"/>
-      <w:r>
-        <w:rPr>
-          <w:rFonts w:eastAsiaTheme="minorEastAsia"/>
-        </w:rPr>
-        <w:t xml:space="preserve"> werte</w:t>
-      </w:r>
-    </w:p>
-    <w:p>
-      <w:pPr>
-        <w:rPr>
-          <w:rFonts w:eastAsiaTheme="minorEastAsia"/>
-        </w:rPr>
-      </w:pPr>
-    </w:p>
-    <w:p>
-      <w:pPr>
-        <w:rPr>
-          <w:rFonts w:eastAsiaTheme="minorEastAsia"/>
-        </w:rPr>
-      </w:pPr>
-      <w:r>
-        <w:rPr>
-          <w:rFonts w:eastAsiaTheme="minorEastAsia"/>
-        </w:rPr>
-        <w:t>Somit muss die Gemessen Signal immer durch d</w:t>
+        <w:t xml:space="preserve">, </w:t>
+      </w:r>
+      <w:proofErr w:type="gramStart"/>
+      <w:r>
+        <w:rPr>
+          <w:rFonts w:eastAsiaTheme="minorEastAsia"/>
+        </w:rPr>
+        <w:t>das</w:t>
+      </w:r>
+      <w:proofErr w:type="gramEnd"/>
+      <w:r>
+        <w:rPr>
+          <w:rFonts w:eastAsiaTheme="minorEastAsia"/>
+        </w:rPr>
+        <w:t xml:space="preserve"> noch eine Normierung notwendig ist, dafür muss die Schaltung mit nur Trägersignal beschalten werden. </w:t>
+      </w:r>
+    </w:p>
+    <w:p>
+      <w:pPr>
+        <w:rPr>
+          <w:rFonts w:eastAsiaTheme="minorEastAsia"/>
+        </w:rPr>
+      </w:pPr>
+      <w:r>
+        <w:rPr>
+          <w:rFonts w:eastAsiaTheme="minorEastAsia"/>
+        </w:rPr>
+        <w:t>Es kam ein wert von 1,13 für den Unmodelierten werte</w:t>
+      </w:r>
+    </w:p>
+    <w:p>
+      <w:pPr>
+        <w:rPr>
+          <w:rFonts w:eastAsiaTheme="minorEastAsia"/>
+        </w:rPr>
+      </w:pPr>
+    </w:p>
+    <w:p>
+      <w:pPr>
+        <w:rPr>
+          <w:rFonts w:eastAsiaTheme="minorEastAsia"/>
+        </w:rPr>
+      </w:pPr>
+      <w:r>
+        <w:rPr>
+          <w:rFonts w:eastAsiaTheme="minorEastAsia"/>
+        </w:rPr>
+        <w:t xml:space="preserve">Somit muss die </w:t>
+      </w:r>
+      <w:proofErr w:type="gramStart"/>
+      <w:r>
+        <w:rPr>
+          <w:rFonts w:eastAsiaTheme="minorEastAsia"/>
+        </w:rPr>
+        <w:t>Gemessen</w:t>
+      </w:r>
+      <w:proofErr w:type="gramEnd"/>
+      <w:r>
+        <w:rPr>
+          <w:rFonts w:eastAsiaTheme="minorEastAsia"/>
+        </w:rPr>
+        <w:t xml:space="preserve"> Signal immer durch d</w:t>
       </w:r>
       <w:r>
         <w:rPr>
@@ -682,21 +664,7 @@
           <w:rFonts w:eastAsiaTheme="minorEastAsia"/>
         </w:rPr>
         <w:lastRenderedPageBreak/>
-        <w:t xml:space="preserve">Wichtig, für Aufgabe 2 wurde der Rauschunterdrückung nicht aktiviert, </w:t>
-      </w:r>
-      <w:proofErr w:type="spellStart"/>
-      <w:r>
-        <w:rPr>
-          <w:rFonts w:eastAsiaTheme="minorEastAsia"/>
-        </w:rPr>
-        <w:t>da,it</w:t>
-      </w:r>
-      <w:proofErr w:type="spellEnd"/>
-      <w:r>
-        <w:rPr>
-          <w:rFonts w:eastAsiaTheme="minorEastAsia"/>
-        </w:rPr>
-        <w:t xml:space="preserve"> kann </w:t>
+        <w:t xml:space="preserve">Wichtig, für Aufgabe 2 wurde der Rauschunterdrückung nicht aktiviert, da,it kann </w:t>
       </w:r>
       <w:r>
         <w:rPr>
@@ -865,48 +833,34 @@
           <w:rFonts w:eastAsiaTheme="minorEastAsia"/>
         </w:rPr>
         <w:br/>
-        <w:t xml:space="preserve">Bei Aufgabe 3.3 musste geachtet werden, das die BW stimmt. </w:t>
-      </w:r>
-    </w:p>
-    <w:p>
-      <w:pPr>
-        <w:rPr>
-          <w:rFonts w:eastAsiaTheme="minorEastAsia"/>
-        </w:rPr>
-      </w:pPr>
-      <w:r>
-        <w:rPr>
-          <w:rFonts w:eastAsiaTheme="minorEastAsia"/>
-        </w:rPr>
-        <w:t xml:space="preserve">Sonst </w:t>
-      </w:r>
-      <w:proofErr w:type="spellStart"/>
-      <w:r>
-        <w:rPr>
-          <w:rFonts w:eastAsiaTheme="minorEastAsia"/>
-        </w:rPr>
-        <w:t>sist</w:t>
-      </w:r>
-      <w:proofErr w:type="spellEnd"/>
-      <w:r>
-        <w:rPr>
-          <w:rFonts w:eastAsiaTheme="minorEastAsia"/>
-        </w:rPr>
-        <w:t xml:space="preserve"> es außerhalb des </w:t>
-      </w:r>
-      <w:proofErr w:type="spellStart"/>
-      <w:r>
-        <w:rPr>
-          <w:rFonts w:eastAsiaTheme="minorEastAsia"/>
-        </w:rPr>
-        <w:t>bereiches</w:t>
-      </w:r>
-      <w:proofErr w:type="spellEnd"/>
-      <w:r>
-        <w:rPr>
-          <w:rFonts w:eastAsiaTheme="minorEastAsia"/>
-        </w:rPr>
-        <w:t>.</w:t>
+        <w:t xml:space="preserve">Bei Aufgabe 3.3 musste geachtet werden, </w:t>
+      </w:r>
+      <w:proofErr w:type="gramStart"/>
+      <w:r>
+        <w:rPr>
+          <w:rFonts w:eastAsiaTheme="minorEastAsia"/>
+        </w:rPr>
+        <w:t>das</w:t>
+      </w:r>
+      <w:proofErr w:type="gramEnd"/>
+      <w:r>
+        <w:rPr>
+          <w:rFonts w:eastAsiaTheme="minorEastAsia"/>
+        </w:rPr>
+        <w:t xml:space="preserve"> die BW stimmt. </w:t>
+      </w:r>
+    </w:p>
+    <w:p>
+      <w:pPr>
+        <w:rPr>
+          <w:rFonts w:eastAsiaTheme="minorEastAsia"/>
+        </w:rPr>
+      </w:pPr>
+      <w:r>
+        <w:rPr>
+          <w:rFonts w:eastAsiaTheme="minorEastAsia"/>
+        </w:rPr>
+        <w:t>Sonst sist es außerhalb des bereiches.</w:t>
       </w:r>
     </w:p>
     <w:p>
